--- a/internal_doc/05.测试设计/story/sdbimprt/Story-sdbimprt分析测试（初稿）.docx
+++ b/internal_doc/05.测试设计/story/sdbimprt/Story-sdbimprt分析测试（初稿）.docx
@@ -17073,50 +17073,75 @@
           <w:p>
             <w:pPr>
               <w:spacing w:line="276" w:lineRule="auto"/>
-            </w:pPr>
-            <w:r>
-              <w:t>“</w:t>
-            </w:r>
-            <w:r>
-              <w:rPr>
-                <w:rFonts w:hint="eastAsia"/>
+              <w:rPr>
+                <w:rFonts w:hint="eastAsia"/>
+                <w:b/>
+                <w:color w:val="FF0000"/>
+              </w:rPr>
+            </w:pPr>
+            <w:commentRangeStart w:id="28"/>
+            <w:r>
+              <w:rPr>
+                <w:rFonts w:hint="eastAsia"/>
+                <w:b/>
+                <w:color w:val="FF0000"/>
+              </w:rPr>
+              <w:t>#123</w:t>
+            </w:r>
+          </w:p>
+        </w:tc>
+        <w:tc>
+          <w:tcPr>
+            <w:tcW w:w="2731" w:type="dxa"/>
+          </w:tcPr>
+          <w:p>
+            <w:pPr>
+              <w:spacing w:line="276" w:lineRule="auto"/>
+              <w:rPr>
+                <w:rFonts w:hint="eastAsia"/>
+                <w:b/>
+                <w:color w:val="FF0000"/>
+              </w:rPr>
+            </w:pPr>
+            <w:r>
+              <w:rPr>
+                <w:rFonts w:hint="eastAsia"/>
+                <w:b/>
+                <w:color w:val="FF0000"/>
+              </w:rPr>
+              <w:t>数值</w:t>
+            </w:r>
+          </w:p>
+        </w:tc>
+        <w:tc>
+          <w:tcPr>
+            <w:tcW w:w="2880" w:type="dxa"/>
+          </w:tcPr>
+          <w:p>
+            <w:pPr>
+              <w:spacing w:line="276" w:lineRule="auto"/>
+              <w:rPr>
+                <w:rFonts w:hint="eastAsia"/>
+                <w:b/>
+                <w:color w:val="FF0000"/>
+              </w:rPr>
+            </w:pPr>
+            <w:r>
+              <w:rPr>
+                <w:rFonts w:hint="eastAsia"/>
+                <w:b/>
+                <w:color w:val="FF0000"/>
               </w:rPr>
               <w:t>123</w:t>
             </w:r>
-            <w:r>
-              <w:t>”</w:t>
-            </w:r>
-          </w:p>
-        </w:tc>
-        <w:tc>
-          <w:tcPr>
-            <w:tcW w:w="2731" w:type="dxa"/>
-          </w:tcPr>
-          <w:p>
-            <w:pPr>
-              <w:spacing w:line="276" w:lineRule="auto"/>
-            </w:pPr>
-            <w:r>
-              <w:rPr>
-                <w:rFonts w:hint="eastAsia"/>
-              </w:rPr>
-              <w:t>字符串</w:t>
-            </w:r>
-          </w:p>
-        </w:tc>
-        <w:tc>
-          <w:tcPr>
-            <w:tcW w:w="2880" w:type="dxa"/>
-          </w:tcPr>
-          <w:p>
-            <w:pPr>
-              <w:spacing w:line="276" w:lineRule="auto"/>
-            </w:pPr>
-            <w:r>
-              <w:rPr>
-                <w:rFonts w:hint="eastAsia"/>
-              </w:rPr>
-              <w:t>123</w:t>
+            <w:commentRangeEnd w:id="28"/>
+            <w:r>
+              <w:rPr>
+                <w:rStyle w:val="CommentReference"/>
+                <w:rFonts w:asciiTheme="minorHAnsi" w:eastAsiaTheme="minorEastAsia" w:hAnsiTheme="minorHAnsi" w:cstheme="minorBidi"/>
+                <w:kern w:val="2"/>
+              </w:rPr>
+              <w:commentReference w:id="28"/>
             </w:r>
           </w:p>
         </w:tc>
@@ -17129,12 +17154,20 @@
           <w:p>
             <w:pPr>
               <w:spacing w:line="276" w:lineRule="auto"/>
-            </w:pPr>
-            <w:r>
-              <w:rPr>
-                <w:rFonts w:hint="eastAsia"/>
-              </w:rPr>
-              <w:t>123a</w:t>
+              <w:rPr>
+                <w:rFonts w:hint="eastAsia"/>
+                <w:b/>
+                <w:color w:val="FF0000"/>
+              </w:rPr>
+            </w:pPr>
+            <w:commentRangeStart w:id="29"/>
+            <w:r>
+              <w:rPr>
+                <w:rFonts w:hint="eastAsia"/>
+                <w:b/>
+                <w:color w:val="FF0000"/>
+              </w:rPr>
+              <w:t>123.</w:t>
             </w:r>
           </w:p>
         </w:tc>
@@ -17145,12 +17178,19 @@
           <w:p>
             <w:pPr>
               <w:spacing w:line="276" w:lineRule="auto"/>
-            </w:pPr>
-            <w:r>
-              <w:rPr>
-                <w:rFonts w:hint="eastAsia"/>
-              </w:rPr>
-              <w:t>字符串</w:t>
+              <w:rPr>
+                <w:rFonts w:hint="eastAsia"/>
+                <w:b/>
+                <w:color w:val="FF0000"/>
+              </w:rPr>
+            </w:pPr>
+            <w:r>
+              <w:rPr>
+                <w:rFonts w:hint="eastAsia"/>
+                <w:b/>
+                <w:color w:val="FF0000"/>
+              </w:rPr>
+              <w:t>数值</w:t>
             </w:r>
           </w:p>
         </w:tc>
@@ -17161,12 +17201,28 @@
           <w:p>
             <w:pPr>
               <w:spacing w:line="276" w:lineRule="auto"/>
-            </w:pPr>
-            <w:r>
-              <w:rPr>
-                <w:rFonts w:hint="eastAsia"/>
-              </w:rPr>
-              <w:t>123a</w:t>
+              <w:rPr>
+                <w:rFonts w:hint="eastAsia"/>
+                <w:b/>
+                <w:color w:val="FF0000"/>
+              </w:rPr>
+            </w:pPr>
+            <w:r>
+              <w:rPr>
+                <w:rFonts w:hint="eastAsia"/>
+                <w:b/>
+                <w:color w:val="FF0000"/>
+              </w:rPr>
+              <w:t>123</w:t>
+            </w:r>
+            <w:commentRangeEnd w:id="29"/>
+            <w:r>
+              <w:rPr>
+                <w:rStyle w:val="CommentReference"/>
+                <w:rFonts w:asciiTheme="minorHAnsi" w:eastAsiaTheme="minorEastAsia" w:hAnsiTheme="minorHAnsi" w:cstheme="minorBidi"/>
+                <w:kern w:val="2"/>
+              </w:rPr>
+              <w:commentReference w:id="29"/>
             </w:r>
           </w:p>
         </w:tc>
@@ -17187,16 +17243,7 @@
               <w:rPr>
                 <w:rFonts w:hint="eastAsia"/>
               </w:rPr>
-              <w:t>ab</w:t>
-            </w:r>
-            <w:r>
-              <w:t>””</w:t>
-            </w:r>
-            <w:r>
-              <w:rPr>
-                <w:rFonts w:hint="eastAsia"/>
-              </w:rPr>
-              <w:t>c</w:t>
+              <w:t>123</w:t>
             </w:r>
             <w:r>
               <w:t>”</w:t>
@@ -17231,16 +17278,7 @@
               <w:rPr>
                 <w:rFonts w:hint="eastAsia"/>
               </w:rPr>
-              <w:t>ab</w:t>
-            </w:r>
-            <w:r>
-              <w:t>”</w:t>
-            </w:r>
-            <w:r>
-              <w:rPr>
-                <w:rFonts w:hint="eastAsia"/>
-              </w:rPr>
-              <w:t>c</w:t>
+              <w:t>123</w:t>
             </w:r>
           </w:p>
         </w:tc>
@@ -17255,16 +17293,10 @@
               <w:spacing w:line="276" w:lineRule="auto"/>
             </w:pPr>
             <w:r>
-              <w:t>“</w:t>
-            </w:r>
-            <w:r>
-              <w:rPr>
-                <w:rFonts w:hint="eastAsia"/>
-              </w:rPr>
-              <w:t>{a:1}</w:t>
-            </w:r>
-            <w:r>
-              <w:t>”</w:t>
+              <w:rPr>
+                <w:rFonts w:hint="eastAsia"/>
+              </w:rPr>
+              <w:t>123a</w:t>
             </w:r>
           </w:p>
         </w:tc>
@@ -17296,7 +17328,7 @@
               <w:rPr>
                 <w:rFonts w:hint="eastAsia"/>
               </w:rPr>
-              <w:t>{a:1}</w:t>
+              <w:t>123a</w:t>
             </w:r>
           </w:p>
         </w:tc>
@@ -17317,7 +17349,16 @@
               <w:rPr>
                 <w:rFonts w:hint="eastAsia"/>
               </w:rPr>
-              <w:t>true</w:t>
+              <w:t>ab</w:t>
+            </w:r>
+            <w:r>
+              <w:t>””</w:t>
+            </w:r>
+            <w:r>
+              <w:rPr>
+                <w:rFonts w:hint="eastAsia"/>
+              </w:rPr>
+              <w:t>c</w:t>
             </w:r>
             <w:r>
               <w:t>”</w:t>
@@ -17352,7 +17393,16 @@
               <w:rPr>
                 <w:rFonts w:hint="eastAsia"/>
               </w:rPr>
-              <w:t>true</w:t>
+              <w:t>ab</w:t>
+            </w:r>
+            <w:r>
+              <w:t>”</w:t>
+            </w:r>
+            <w:r>
+              <w:rPr>
+                <w:rFonts w:hint="eastAsia"/>
+              </w:rPr>
+              <w:t>c</w:t>
             </w:r>
           </w:p>
         </w:tc>
@@ -17373,7 +17423,7 @@
               <w:rPr>
                 <w:rFonts w:hint="eastAsia"/>
               </w:rPr>
-              <w:t>false</w:t>
+              <w:t>{a:1}</w:t>
             </w:r>
             <w:r>
               <w:t>”</w:t>
@@ -17408,7 +17458,7 @@
               <w:rPr>
                 <w:rFonts w:hint="eastAsia"/>
               </w:rPr>
-              <w:t>false</w:t>
+              <w:t>{a:1}</w:t>
             </w:r>
           </w:p>
         </w:tc>
@@ -17429,7 +17479,7 @@
               <w:rPr>
                 <w:rFonts w:hint="eastAsia"/>
               </w:rPr>
-              <w:t>null</w:t>
+              <w:t>true</w:t>
             </w:r>
             <w:r>
               <w:t>”</w:t>
@@ -17464,7 +17514,7 @@
               <w:rPr>
                 <w:rFonts w:hint="eastAsia"/>
               </w:rPr>
-              <w:t>null</w:t>
+              <w:t>true</w:t>
             </w:r>
           </w:p>
         </w:tc>
@@ -17479,10 +17529,16 @@
               <w:spacing w:line="276" w:lineRule="auto"/>
             </w:pPr>
             <w:r>
-              <w:rPr>
-                <w:rFonts w:hint="eastAsia"/>
-              </w:rPr>
-              <w:t>true</w:t>
+              <w:t>“</w:t>
+            </w:r>
+            <w:r>
+              <w:rPr>
+                <w:rFonts w:hint="eastAsia"/>
+              </w:rPr>
+              <w:t>false</w:t>
+            </w:r>
+            <w:r>
+              <w:t>”</w:t>
             </w:r>
           </w:p>
         </w:tc>
@@ -17498,7 +17554,7 @@
               <w:rPr>
                 <w:rFonts w:hint="eastAsia"/>
               </w:rPr>
-              <w:t>布尔</w:t>
+              <w:t>字符串</w:t>
             </w:r>
           </w:p>
         </w:tc>
@@ -17514,7 +17570,7 @@
               <w:rPr>
                 <w:rFonts w:hint="eastAsia"/>
               </w:rPr>
-              <w:t>true</w:t>
+              <w:t>false</w:t>
             </w:r>
           </w:p>
         </w:tc>
@@ -17529,10 +17585,16 @@
               <w:spacing w:line="276" w:lineRule="auto"/>
             </w:pPr>
             <w:r>
-              <w:rPr>
-                <w:rFonts w:hint="eastAsia"/>
-              </w:rPr>
-              <w:t>false</w:t>
+              <w:t>“</w:t>
+            </w:r>
+            <w:r>
+              <w:rPr>
+                <w:rFonts w:hint="eastAsia"/>
+              </w:rPr>
+              <w:t>null</w:t>
+            </w:r>
+            <w:r>
+              <w:t>”</w:t>
             </w:r>
           </w:p>
         </w:tc>
@@ -17548,7 +17610,7 @@
               <w:rPr>
                 <w:rFonts w:hint="eastAsia"/>
               </w:rPr>
-              <w:t>布尔</w:t>
+              <w:t>字符串</w:t>
             </w:r>
           </w:p>
         </w:tc>
@@ -17564,7 +17626,7 @@
               <w:rPr>
                 <w:rFonts w:hint="eastAsia"/>
               </w:rPr>
-              <w:t>false</w:t>
+              <w:t>null</w:t>
             </w:r>
           </w:p>
         </w:tc>
@@ -17582,6 +17644,106 @@
               <w:rPr>
                 <w:rFonts w:hint="eastAsia"/>
               </w:rPr>
+              <w:t>true</w:t>
+            </w:r>
+          </w:p>
+        </w:tc>
+        <w:tc>
+          <w:tcPr>
+            <w:tcW w:w="2731" w:type="dxa"/>
+          </w:tcPr>
+          <w:p>
+            <w:pPr>
+              <w:spacing w:line="276" w:lineRule="auto"/>
+            </w:pPr>
+            <w:r>
+              <w:rPr>
+                <w:rFonts w:hint="eastAsia"/>
+              </w:rPr>
+              <w:t>布尔</w:t>
+            </w:r>
+          </w:p>
+        </w:tc>
+        <w:tc>
+          <w:tcPr>
+            <w:tcW w:w="2880" w:type="dxa"/>
+          </w:tcPr>
+          <w:p>
+            <w:pPr>
+              <w:spacing w:line="276" w:lineRule="auto"/>
+            </w:pPr>
+            <w:r>
+              <w:rPr>
+                <w:rFonts w:hint="eastAsia"/>
+              </w:rPr>
+              <w:t>true</w:t>
+            </w:r>
+          </w:p>
+        </w:tc>
+      </w:tr>
+      <w:tr>
+        <w:tc>
+          <w:tcPr>
+            <w:tcW w:w="2753" w:type="dxa"/>
+          </w:tcPr>
+          <w:p>
+            <w:pPr>
+              <w:spacing w:line="276" w:lineRule="auto"/>
+            </w:pPr>
+            <w:r>
+              <w:rPr>
+                <w:rFonts w:hint="eastAsia"/>
+              </w:rPr>
+              <w:t>false</w:t>
+            </w:r>
+          </w:p>
+        </w:tc>
+        <w:tc>
+          <w:tcPr>
+            <w:tcW w:w="2731" w:type="dxa"/>
+          </w:tcPr>
+          <w:p>
+            <w:pPr>
+              <w:spacing w:line="276" w:lineRule="auto"/>
+            </w:pPr>
+            <w:r>
+              <w:rPr>
+                <w:rFonts w:hint="eastAsia"/>
+              </w:rPr>
+              <w:t>布尔</w:t>
+            </w:r>
+          </w:p>
+        </w:tc>
+        <w:tc>
+          <w:tcPr>
+            <w:tcW w:w="2880" w:type="dxa"/>
+          </w:tcPr>
+          <w:p>
+            <w:pPr>
+              <w:spacing w:line="276" w:lineRule="auto"/>
+            </w:pPr>
+            <w:r>
+              <w:rPr>
+                <w:rFonts w:hint="eastAsia"/>
+              </w:rPr>
+              <w:t>false</w:t>
+            </w:r>
+          </w:p>
+        </w:tc>
+      </w:tr>
+      <w:tr>
+        <w:tc>
+          <w:tcPr>
+            <w:tcW w:w="2753" w:type="dxa"/>
+          </w:tcPr>
+          <w:p>
+            <w:pPr>
+              <w:spacing w:line="276" w:lineRule="auto"/>
+            </w:pPr>
+            <w:r>
+              <w:rPr>
+                <w:rFonts w:hint="eastAsia"/>
+              </w:rPr>
               <w:t>null</w:t>
             </w:r>
           </w:p>
@@ -17616,6 +17778,88 @@
               </w:rPr>
               <w:t>null</w:t>
             </w:r>
+          </w:p>
+        </w:tc>
+      </w:tr>
+      <w:tr>
+        <w:tc>
+          <w:tcPr>
+            <w:tcW w:w="2753" w:type="dxa"/>
+          </w:tcPr>
+          <w:p>
+            <w:pPr>
+              <w:spacing w:line="276" w:lineRule="auto"/>
+              <w:rPr>
+                <w:rFonts w:hint="eastAsia"/>
+              </w:rPr>
+            </w:pPr>
+          </w:p>
+        </w:tc>
+        <w:tc>
+          <w:tcPr>
+            <w:tcW w:w="2731" w:type="dxa"/>
+          </w:tcPr>
+          <w:p>
+            <w:pPr>
+              <w:spacing w:line="276" w:lineRule="auto"/>
+              <w:rPr>
+                <w:rFonts w:hint="eastAsia"/>
+              </w:rPr>
+            </w:pPr>
+          </w:p>
+        </w:tc>
+        <w:tc>
+          <w:tcPr>
+            <w:tcW w:w="2880" w:type="dxa"/>
+          </w:tcPr>
+          <w:p>
+            <w:pPr>
+              <w:spacing w:line="276" w:lineRule="auto"/>
+              <w:rPr>
+                <w:rFonts w:hint="eastAsia"/>
+              </w:rPr>
+            </w:pPr>
+          </w:p>
+        </w:tc>
+      </w:tr>
+      <w:tr>
+        <w:tc>
+          <w:tcPr>
+            <w:tcW w:w="2753" w:type="dxa"/>
+          </w:tcPr>
+          <w:p>
+            <w:pPr>
+              <w:spacing w:line="276" w:lineRule="auto"/>
+              <w:rPr>
+                <w:rFonts w:hint="eastAsia"/>
+              </w:rPr>
+            </w:pPr>
+          </w:p>
+        </w:tc>
+        <w:tc>
+          <w:tcPr>
+            <w:tcW w:w="2731" w:type="dxa"/>
+          </w:tcPr>
+          <w:p>
+            <w:pPr>
+              <w:spacing w:line="276" w:lineRule="auto"/>
+              <w:rPr>
+                <w:rFonts w:hint="eastAsia"/>
+              </w:rPr>
+            </w:pPr>
+          </w:p>
+        </w:tc>
+        <w:tc>
+          <w:tcPr>
+            <w:tcW w:w="2880" w:type="dxa"/>
+          </w:tcPr>
+          <w:p>
+            <w:pPr>
+              <w:spacing w:line="276" w:lineRule="auto"/>
+              <w:rPr>
+                <w:rFonts w:hint="eastAsia"/>
+              </w:rPr>
+            </w:pPr>
           </w:p>
         </w:tc>
       </w:tr>
@@ -17630,19 +17874,19 @@
         </w:rPr>
         <w:t>测试点：测试时数据类型覆盖如上所有支持的</w:t>
       </w:r>
-      <w:commentRangeStart w:id="28"/>
+      <w:commentRangeStart w:id="30"/>
       <w:r>
         <w:rPr>
           <w:rFonts w:hint="eastAsia"/>
         </w:rPr>
         <w:t>数据类型</w:t>
       </w:r>
-      <w:commentRangeEnd w:id="28"/>
+      <w:commentRangeEnd w:id="30"/>
       <w:r>
         <w:rPr>
           <w:rStyle w:val="CommentReference"/>
         </w:rPr>
-        <w:commentReference w:id="28"/>
+        <w:commentReference w:id="30"/>
       </w:r>
     </w:p>
     <w:p>
@@ -17988,19 +18232,19 @@
         </w:rPr>
         <w:t>类数据，最终数据类型以指定的</w:t>
       </w:r>
-      <w:commentRangeStart w:id="29"/>
+      <w:commentRangeStart w:id="31"/>
       <w:r>
         <w:rPr>
           <w:rFonts w:hint="eastAsia"/>
         </w:rPr>
         <w:t>数据类型</w:t>
       </w:r>
-      <w:commentRangeEnd w:id="29"/>
+      <w:commentRangeEnd w:id="31"/>
       <w:r>
         <w:rPr>
           <w:rStyle w:val="CommentReference"/>
         </w:rPr>
-        <w:commentReference w:id="29"/>
+        <w:commentReference w:id="31"/>
       </w:r>
       <w:r>
         <w:rPr>
@@ -18036,6 +18280,7 @@
               <w:rPr>
                 <w:rFonts w:hint="eastAsia"/>
               </w:rPr>
+              <w:lastRenderedPageBreak/>
               <w:t>指定的</w:t>
             </w:r>
             <w:r>
@@ -18294,7 +18539,6 @@
               <w:rPr>
                 <w:rFonts w:hint="eastAsia"/>
               </w:rPr>
-              <w:lastRenderedPageBreak/>
               <w:t>long</w:t>
             </w:r>
           </w:p>
@@ -19303,21 +19547,21 @@
               <w:spacing w:line="276" w:lineRule="auto"/>
               <w:jc w:val="left"/>
             </w:pPr>
-            <w:commentRangeStart w:id="30"/>
+            <w:commentRangeStart w:id="32"/>
             <w:r>
               <w:rPr>
                 <w:rFonts w:hint="eastAsia"/>
               </w:rPr>
               <w:t>all</w:t>
             </w:r>
-            <w:commentRangeEnd w:id="30"/>
+            <w:commentRangeEnd w:id="32"/>
             <w:r>
               <w:rPr>
                 <w:rStyle w:val="CommentReference"/>
                 <w:rFonts w:asciiTheme="minorHAnsi" w:eastAsiaTheme="minorEastAsia" w:hAnsiTheme="minorHAnsi" w:cstheme="minorBidi"/>
                 <w:kern w:val="2"/>
               </w:rPr>
-              <w:commentReference w:id="30"/>
+              <w:commentReference w:id="32"/>
             </w:r>
           </w:p>
         </w:tc>
@@ -19636,6 +19880,7 @@
               <w:rPr>
                 <w:rFonts w:hint="eastAsia"/>
               </w:rPr>
+              <w:lastRenderedPageBreak/>
               <w:t>无</w:t>
             </w:r>
             <w:r>
@@ -19740,6 +19985,7 @@
               <w:rPr>
                 <w:rFonts w:hint="eastAsia"/>
               </w:rPr>
+              <w:lastRenderedPageBreak/>
               <w:t>1</w:t>
             </w:r>
             <w:r>
@@ -19764,6 +20010,7 @@
               <w:rPr>
                 <w:rFonts w:hint="eastAsia"/>
               </w:rPr>
+              <w:lastRenderedPageBreak/>
               <w:t>2</w:t>
             </w:r>
             <w:r>
@@ -19883,21 +20130,21 @@
             <w:r>
               <w:t>“</w:t>
             </w:r>
-            <w:commentRangeStart w:id="31"/>
+            <w:commentRangeStart w:id="33"/>
             <w:r>
               <w:rPr>
                 <w:rFonts w:hint="eastAsia"/>
               </w:rPr>
               <w:t>(80)MTIz</w:t>
             </w:r>
-            <w:commentRangeEnd w:id="31"/>
+            <w:commentRangeEnd w:id="33"/>
             <w:r>
               <w:rPr>
                 <w:rStyle w:val="CommentReference"/>
                 <w:rFonts w:asciiTheme="minorHAnsi" w:eastAsiaTheme="minorEastAsia" w:hAnsiTheme="minorHAnsi" w:cstheme="minorBidi"/>
                 <w:kern w:val="2"/>
               </w:rPr>
-              <w:commentReference w:id="31"/>
+              <w:commentReference w:id="33"/>
             </w:r>
             <w:r>
               <w:t>”</w:t>
@@ -20301,19 +20548,19 @@
       <w:pPr>
         <w:spacing w:line="276" w:lineRule="auto"/>
       </w:pPr>
-      <w:commentRangeStart w:id="32"/>
+      <w:commentRangeStart w:id="34"/>
       <w:r>
         <w:rPr>
           <w:rFonts w:hint="eastAsia"/>
         </w:rPr>
         <w:t>列出的测试因子</w:t>
       </w:r>
-      <w:commentRangeEnd w:id="32"/>
+      <w:commentRangeEnd w:id="34"/>
       <w:r>
         <w:rPr>
           <w:rStyle w:val="CommentReference"/>
         </w:rPr>
-        <w:commentReference w:id="32"/>
+        <w:commentReference w:id="34"/>
       </w:r>
       <w:r>
         <w:rPr>
@@ -20690,16 +20937,16 @@
             <w:r>
               <w:t>int,</w:t>
             </w:r>
-            <w:commentRangeStart w:id="33"/>
+            <w:commentRangeStart w:id="35"/>
             <w:r>
               <w:t>string</w:t>
             </w:r>
-            <w:commentRangeEnd w:id="33"/>
+            <w:commentRangeEnd w:id="35"/>
             <w:r>
               <w:rPr>
                 <w:rStyle w:val="CommentReference"/>
               </w:rPr>
-              <w:commentReference w:id="33"/>
+              <w:commentReference w:id="35"/>
             </w:r>
             <w:r>
               <w:t>,</w:t>
@@ -20989,19 +21236,19 @@
               </w:rPr>
               <w:t>bool,</w:t>
             </w:r>
-            <w:commentRangeStart w:id="34"/>
+            <w:commentRangeStart w:id="36"/>
             <w:r>
               <w:rPr>
                 <w:rFonts w:hint="eastAsia"/>
               </w:rPr>
               <w:t>string,i</w:t>
             </w:r>
-            <w:commentRangeEnd w:id="34"/>
+            <w:commentRangeEnd w:id="36"/>
             <w:r>
               <w:rPr>
                 <w:rStyle w:val="CommentReference"/>
               </w:rPr>
-              <w:commentReference w:id="34"/>
+              <w:commentReference w:id="36"/>
             </w:r>
             <w:r>
               <w:rPr>
@@ -21413,19 +21660,19 @@
               </w:rPr>
               <w:t>指定的字段类型为</w:t>
             </w:r>
-            <w:commentRangeStart w:id="35"/>
+            <w:commentRangeStart w:id="37"/>
             <w:r>
               <w:rPr>
                 <w:rFonts w:hint="eastAsia"/>
               </w:rPr>
               <w:t>date</w:t>
             </w:r>
-            <w:commentRangeEnd w:id="35"/>
+            <w:commentRangeEnd w:id="37"/>
             <w:r>
               <w:rPr>
                 <w:rStyle w:val="CommentReference"/>
               </w:rPr>
-              <w:commentReference w:id="35"/>
+              <w:commentReference w:id="37"/>
             </w:r>
           </w:p>
         </w:tc>
@@ -21497,7 +21744,14 @@
               <w:rPr>
                 <w:rFonts w:hint="eastAsia"/>
               </w:rPr>
-              <w:t>int,bool,double, timestamp,date,null</w:t>
+              <w:t xml:space="preserve">int,bool,double, </w:t>
+            </w:r>
+            <w:r>
+              <w:rPr>
+                <w:rFonts w:hint="eastAsia"/>
+              </w:rPr>
+              <w:lastRenderedPageBreak/>
+              <w:t>timestamp,date,null</w:t>
             </w:r>
           </w:p>
         </w:tc>
@@ -21537,6 +21791,7 @@
                 <w:sz w:val="18"/>
                 <w:szCs w:val="18"/>
               </w:rPr>
+              <w:lastRenderedPageBreak/>
               <w:t>指定的字段类型为</w:t>
             </w:r>
             <w:r>
@@ -21629,7 +21884,6 @@
                 <w:sz w:val="18"/>
                 <w:szCs w:val="18"/>
               </w:rPr>
-              <w:lastRenderedPageBreak/>
               <w:t>指定的字段类型为</w:t>
             </w:r>
             <w:r>
@@ -23634,6 +23888,7 @@
                 <w:sz w:val="18"/>
                 <w:szCs w:val="18"/>
               </w:rPr>
+              <w:lastRenderedPageBreak/>
               <w:t>集合空间</w:t>
             </w:r>
             <w:r>
@@ -23886,18 +24141,7 @@
                 <w:sz w:val="18"/>
                 <w:szCs w:val="18"/>
               </w:rPr>
-              <w:t>导入失败时是否停</w:t>
-            </w:r>
-            <w:r>
-              <w:rPr>
-                <w:rFonts w:hint="eastAsia"/>
-                <w:iCs/>
-                <w:color w:val="FF0000"/>
-                <w:sz w:val="18"/>
-                <w:szCs w:val="18"/>
-              </w:rPr>
-              <w:lastRenderedPageBreak/>
-              <w:t>止</w:t>
+              <w:t>导入失败时是否停止</w:t>
             </w:r>
             <w:r>
               <w:rPr>
@@ -23933,7 +24177,6 @@
                 <w:sz w:val="18"/>
                 <w:szCs w:val="18"/>
               </w:rPr>
-              <w:lastRenderedPageBreak/>
               <w:t>true</w:t>
             </w:r>
           </w:p>
@@ -24012,7 +24255,6 @@
                 <w:sz w:val="18"/>
                 <w:szCs w:val="18"/>
               </w:rPr>
-              <w:lastRenderedPageBreak/>
               <w:t>使用</w:t>
             </w:r>
             <w:r>
@@ -24654,7 +24896,7 @@
                 <w:szCs w:val="18"/>
               </w:rPr>
             </w:pPr>
-            <w:commentRangeStart w:id="36"/>
+            <w:commentRangeStart w:id="38"/>
             <w:r>
               <w:rPr>
                 <w:rFonts w:hint="eastAsia"/>
@@ -24685,12 +24927,12 @@
               </w:rPr>
               <w:t>ascii 0~127</w:t>
             </w:r>
-            <w:commentRangeEnd w:id="36"/>
+            <w:commentRangeEnd w:id="38"/>
             <w:r>
               <w:rPr>
                 <w:rStyle w:val="CommentReference"/>
               </w:rPr>
-              <w:commentReference w:id="36"/>
+              <w:commentReference w:id="38"/>
             </w:r>
           </w:p>
         </w:tc>
@@ -24736,7 +24978,7 @@
               </w:rPr>
               <w:t>空格符、制表符、</w:t>
             </w:r>
-            <w:commentRangeStart w:id="37"/>
+            <w:commentRangeStart w:id="39"/>
             <w:r>
               <w:rPr>
                 <w:rFonts w:ascii="宋体" w:eastAsia="宋体" w:hAnsi="宋体" w:cs="宋体" w:hint="eastAsia"/>
@@ -24746,12 +24988,12 @@
               </w:rPr>
               <w:t>0x00</w:t>
             </w:r>
-            <w:commentRangeEnd w:id="37"/>
+            <w:commentRangeEnd w:id="39"/>
             <w:r>
               <w:rPr>
                 <w:rStyle w:val="CommentReference"/>
               </w:rPr>
-              <w:commentReference w:id="37"/>
+              <w:commentReference w:id="39"/>
             </w:r>
           </w:p>
         </w:tc>
@@ -26354,7 +26596,14 @@
         <w:rPr>
           <w:rFonts w:hint="eastAsia"/>
         </w:rPr>
-        <w:t>数据类型长度限制，考虑实际数据字符长度大于指定的字段类型限制长度，检查数据转换结果，如考虑</w:t>
+        <w:t>数据类型长度限制，考虑实际数据字符长度大于指定的字段类型限制长度，检查数</w:t>
+      </w:r>
+      <w:r>
+        <w:rPr>
+          <w:rFonts w:hint="eastAsia"/>
+        </w:rPr>
+        <w:lastRenderedPageBreak/>
+        <w:t>据转换结果，如考虑</w:t>
       </w:r>
       <w:r>
         <w:rPr>
@@ -26408,12 +26657,11 @@
           <w:rFonts w:ascii="Arial" w:hAnsi="Arial" w:cs="Arial"/>
         </w:rPr>
       </w:pPr>
-      <w:bookmarkStart w:id="38" w:name="_Toc421275938"/>
+      <w:bookmarkStart w:id="40" w:name="_Toc421275938"/>
       <w:r>
         <w:rPr>
           <w:rFonts w:ascii="Arial" w:hAnsi="Arial" w:cs="Arial"/>
         </w:rPr>
-        <w:lastRenderedPageBreak/>
         <w:t>性能</w:t>
       </w:r>
       <w:r>
@@ -26422,7 +26670,7 @@
         </w:rPr>
         <w:t>分析和设计</w:t>
       </w:r>
-      <w:bookmarkEnd w:id="38"/>
+      <w:bookmarkEnd w:id="40"/>
     </w:p>
     <w:p>
       <w:pPr>
@@ -26432,14 +26680,14 @@
           <w:rFonts w:ascii="Arial" w:hAnsi="Arial" w:cs="Arial"/>
         </w:rPr>
       </w:pPr>
-      <w:bookmarkStart w:id="39" w:name="_Toc421275939"/>
+      <w:bookmarkStart w:id="41" w:name="_Toc421275939"/>
       <w:r>
         <w:rPr>
           <w:rFonts w:ascii="Arial" w:hAnsi="Arial" w:cs="Arial"/>
         </w:rPr>
         <w:t>兼容性分析和设计</w:t>
       </w:r>
-      <w:bookmarkEnd w:id="39"/>
+      <w:bookmarkEnd w:id="41"/>
     </w:p>
     <w:p>
       <w:pPr>
@@ -26449,7 +26697,7 @@
           <w:rFonts w:ascii="Arial" w:hAnsi="Arial" w:cs="Arial"/>
         </w:rPr>
       </w:pPr>
-      <w:bookmarkStart w:id="40" w:name="_Toc421275940"/>
+      <w:bookmarkStart w:id="42" w:name="_Toc421275940"/>
       <w:r>
         <w:rPr>
           <w:rFonts w:ascii="Arial" w:hAnsi="Arial" w:cs="Arial"/>
@@ -26468,7 +26716,7 @@
         </w:rPr>
         <w:t>和特性交互分析和设计</w:t>
       </w:r>
-      <w:bookmarkEnd w:id="40"/>
+      <w:bookmarkEnd w:id="42"/>
     </w:p>
     <w:p>
       <w:pPr>
@@ -26539,7 +26787,7 @@
         </w:rPr>
         <w:t>索引、普通表、</w:t>
       </w:r>
-      <w:commentRangeStart w:id="41"/>
+      <w:commentRangeStart w:id="43"/>
       <w:r>
         <w:rPr>
           <w:rFonts w:ascii="Arial" w:eastAsia="黑体" w:hAnsi="Arial" w:cs="Arial" w:hint="eastAsia"/>
@@ -26548,12 +26796,12 @@
         </w:rPr>
         <w:t>主子表</w:t>
       </w:r>
-      <w:commentRangeEnd w:id="41"/>
+      <w:commentRangeEnd w:id="43"/>
       <w:r>
         <w:rPr>
           <w:rStyle w:val="CommentReference"/>
         </w:rPr>
-        <w:commentReference w:id="41"/>
+        <w:commentReference w:id="43"/>
       </w:r>
       <w:r>
         <w:rPr>
@@ -26723,14 +26971,14 @@
           <w:rFonts w:cs="Arial"/>
         </w:rPr>
       </w:pPr>
-      <w:bookmarkStart w:id="42" w:name="_Toc421275941"/>
+      <w:bookmarkStart w:id="44" w:name="_Toc421275941"/>
       <w:r>
         <w:rPr>
           <w:rFonts w:cs="Arial"/>
         </w:rPr>
         <w:t>可测试性分析</w:t>
       </w:r>
-      <w:bookmarkEnd w:id="42"/>
+      <w:bookmarkEnd w:id="44"/>
     </w:p>
     <w:p>
       <w:pPr>
@@ -26779,14 +27027,14 @@
           <w:rFonts w:cs="Arial"/>
         </w:rPr>
       </w:pPr>
-      <w:bookmarkStart w:id="43" w:name="_Toc421275942"/>
+      <w:bookmarkStart w:id="45" w:name="_Toc421275942"/>
       <w:r>
         <w:rPr>
           <w:rFonts w:cs="Arial"/>
         </w:rPr>
         <w:t>自动化分析和设计</w:t>
       </w:r>
-      <w:bookmarkEnd w:id="43"/>
+      <w:bookmarkEnd w:id="45"/>
     </w:p>
     <w:p>
       <w:pPr>
@@ -26834,14 +27082,14 @@
           <w:rFonts w:cs="Arial"/>
         </w:rPr>
       </w:pPr>
-      <w:bookmarkStart w:id="44" w:name="_Toc421275943"/>
+      <w:bookmarkStart w:id="46" w:name="_Toc421275943"/>
       <w:r>
         <w:rPr>
           <w:rFonts w:cs="Arial"/>
         </w:rPr>
         <w:t>详细测试方法</w:t>
       </w:r>
-      <w:bookmarkEnd w:id="44"/>
+      <w:bookmarkEnd w:id="46"/>
     </w:p>
     <w:p>
       <w:pPr>
@@ -26851,14 +27099,14 @@
           <w:rFonts w:ascii="Arial" w:hAnsi="Arial" w:cs="Arial"/>
         </w:rPr>
       </w:pPr>
-      <w:bookmarkStart w:id="45" w:name="_Toc421275944"/>
+      <w:bookmarkStart w:id="47" w:name="_Toc421275944"/>
       <w:r>
         <w:rPr>
           <w:rFonts w:ascii="Arial" w:hAnsi="Arial" w:cs="Arial"/>
         </w:rPr>
         <w:t>详细设计</w:t>
       </w:r>
-      <w:bookmarkEnd w:id="45"/>
+      <w:bookmarkEnd w:id="47"/>
     </w:p>
     <w:p>
       <w:pPr>
@@ -27084,6 +27332,7 @@
                 <w:sz w:val="18"/>
                 <w:szCs w:val="18"/>
               </w:rPr>
+              <w:lastRenderedPageBreak/>
               <w:t>测试项</w:t>
             </w:r>
           </w:p>
@@ -27388,19 +27637,7 @@
                 <w:sz w:val="18"/>
                 <w:szCs w:val="18"/>
               </w:rPr>
-              <w:t>导入</w:t>
-            </w:r>
-            <w:r>
-              <w:rPr>
-                <w:rFonts w:cs="Times New Roman" w:hint="eastAsia"/>
-                <w:i w:val="0"/>
-                <w:noProof/>
-                <w:color w:val="auto"/>
-                <w:sz w:val="18"/>
-                <w:szCs w:val="18"/>
-              </w:rPr>
-              <w:lastRenderedPageBreak/>
-              <w:t>成功的数据与实际导入成功的记录数一致，所有记录字段值与原文件数据一致；主备节点数据一致；</w:t>
+              <w:t>导入成功的数据与实际导入成功的记录数一致，所有记录字段值与原文件数据一致；主备节点数据一致；</w:t>
             </w:r>
           </w:p>
         </w:tc>
@@ -27432,7 +27669,6 @@
                 <w:sz w:val="18"/>
                 <w:szCs w:val="18"/>
               </w:rPr>
-              <w:lastRenderedPageBreak/>
               <w:t>指定正确的</w:t>
             </w:r>
             <w:r>
@@ -27466,7 +27702,6 @@
                 <w:sz w:val="18"/>
                 <w:szCs w:val="18"/>
               </w:rPr>
-              <w:lastRenderedPageBreak/>
               <w:t>cl</w:t>
             </w:r>
             <w:r>
@@ -28231,7 +28466,7 @@
                 <w:szCs w:val="18"/>
               </w:rPr>
             </w:pPr>
-            <w:commentRangeStart w:id="46"/>
+            <w:commentRangeStart w:id="48"/>
             <w:r>
               <w:rPr>
                 <w:rFonts w:cs="Times New Roman" w:hint="eastAsia"/>
@@ -28243,7 +28478,7 @@
               </w:rPr>
               <w:t>管道方式导入数据</w:t>
             </w:r>
-            <w:commentRangeEnd w:id="46"/>
+            <w:commentRangeEnd w:id="48"/>
             <w:r>
               <w:rPr>
                 <w:rStyle w:val="CommentReference"/>
@@ -28253,7 +28488,7 @@
                 <w:color w:val="auto"/>
                 <w:kern w:val="2"/>
               </w:rPr>
-              <w:commentReference w:id="46"/>
+              <w:commentReference w:id="48"/>
             </w:r>
           </w:p>
         </w:tc>
@@ -28340,7 +28575,7 @@
                 <w:szCs w:val="18"/>
               </w:rPr>
             </w:pPr>
-            <w:commentRangeStart w:id="47"/>
+            <w:commentRangeStart w:id="49"/>
             <w:r>
               <w:rPr>
                 <w:rFonts w:cs="Times New Roman" w:hint="eastAsia"/>
@@ -28352,7 +28587,7 @@
               </w:rPr>
               <w:t>执行外部程序导入数据</w:t>
             </w:r>
-            <w:commentRangeEnd w:id="47"/>
+            <w:commentRangeEnd w:id="49"/>
             <w:r>
               <w:rPr>
                 <w:rStyle w:val="CommentReference"/>
@@ -28362,7 +28597,7 @@
                 <w:color w:val="auto"/>
                 <w:kern w:val="2"/>
               </w:rPr>
-              <w:commentReference w:id="47"/>
+              <w:commentReference w:id="49"/>
             </w:r>
           </w:p>
         </w:tc>
@@ -29813,7 +30048,19 @@
                 <w:sz w:val="18"/>
                 <w:szCs w:val="18"/>
               </w:rPr>
-              <w:t>数据录入正确</w:t>
+              <w:t>数据录入正</w:t>
+            </w:r>
+            <w:r>
+              <w:rPr>
+                <w:rFonts w:cs="Times New Roman" w:hint="eastAsia"/>
+                <w:i w:val="0"/>
+                <w:noProof/>
+                <w:color w:val="auto"/>
+                <w:sz w:val="18"/>
+                <w:szCs w:val="18"/>
+              </w:rPr>
+              <w:lastRenderedPageBreak/>
+              <w:t>确</w:t>
             </w:r>
           </w:p>
         </w:tc>
@@ -29890,7 +30137,7 @@
               </w:rPr>
               <w:t>按指定分隔符和分隔符优先级分隔出的某一条</w:t>
             </w:r>
-            <w:commentRangeStart w:id="48"/>
+            <w:commentRangeStart w:id="50"/>
             <w:r>
               <w:rPr>
                 <w:rFonts w:cs="Times New Roman" w:hint="eastAsia"/>
@@ -29902,7 +30149,7 @@
               </w:rPr>
               <w:t>记录超长</w:t>
             </w:r>
-            <w:commentRangeEnd w:id="48"/>
+            <w:commentRangeEnd w:id="50"/>
             <w:r>
               <w:rPr>
                 <w:rStyle w:val="CommentReference"/>
@@ -29912,7 +30159,7 @@
                 <w:color w:val="auto"/>
                 <w:kern w:val="2"/>
               </w:rPr>
-              <w:commentReference w:id="48"/>
+              <w:commentReference w:id="50"/>
             </w:r>
           </w:p>
         </w:tc>
@@ -29944,19 +30191,7 @@
                 <w:sz w:val="18"/>
                 <w:szCs w:val="18"/>
               </w:rPr>
-              <w:t>该条记录导入失败，日志打印该记录在原文件记录行数，并将失败记</w:t>
-            </w:r>
-            <w:r>
-              <w:rPr>
-                <w:rFonts w:cs="Times New Roman" w:hint="eastAsia"/>
-                <w:i w:val="0"/>
-                <w:noProof/>
-                <w:color w:val="auto"/>
-                <w:sz w:val="18"/>
-                <w:szCs w:val="18"/>
-              </w:rPr>
-              <w:lastRenderedPageBreak/>
-              <w:t>录输出到新的文件；新文件失败记录数和字段值与实际失败记录一致</w:t>
+              <w:t>该条记录导入失败，日志打印该记录在原文件记录行数，并将失败记录输出到新的文件；新文件失败记录数和字段值与实际失败记录一致</w:t>
             </w:r>
           </w:p>
         </w:tc>
@@ -29987,7 +30222,6 @@
                 <w:sz w:val="18"/>
                 <w:szCs w:val="18"/>
               </w:rPr>
-              <w:lastRenderedPageBreak/>
               <w:t>导入失败继续导入</w:t>
             </w:r>
           </w:p>
@@ -34134,7 +34368,7 @@
                 <w:szCs w:val="18"/>
               </w:rPr>
             </w:pPr>
-            <w:commentRangeStart w:id="49"/>
+            <w:commentRangeStart w:id="51"/>
             <w:r>
               <w:rPr>
                 <w:rFonts w:cs="Times New Roman" w:hint="eastAsia"/>
@@ -34146,7 +34380,7 @@
               </w:rPr>
               <w:t>不规则数据</w:t>
             </w:r>
-            <w:commentRangeEnd w:id="49"/>
+            <w:commentRangeEnd w:id="51"/>
             <w:r>
               <w:rPr>
                 <w:rStyle w:val="CommentReference"/>
@@ -34156,7 +34390,7 @@
                 <w:color w:val="auto"/>
                 <w:kern w:val="2"/>
               </w:rPr>
-              <w:commentReference w:id="49"/>
+              <w:commentReference w:id="51"/>
             </w:r>
           </w:p>
         </w:tc>
@@ -34511,7 +34745,19 @@
                 <w:sz w:val="18"/>
                 <w:szCs w:val="18"/>
               </w:rPr>
-              <w:t>，实际数据类型为</w:t>
+              <w:t>，实</w:t>
+            </w:r>
+            <w:r>
+              <w:rPr>
+                <w:rFonts w:cs="Times New Roman" w:hint="eastAsia"/>
+                <w:i w:val="0"/>
+                <w:noProof/>
+                <w:color w:val="auto"/>
+                <w:sz w:val="18"/>
+                <w:szCs w:val="18"/>
+              </w:rPr>
+              <w:lastRenderedPageBreak/>
+              <w:t>际数据类型为</w:t>
             </w:r>
             <w:r>
               <w:rPr>
@@ -34548,6 +34794,7 @@
                 <w:sz w:val="18"/>
                 <w:szCs w:val="18"/>
               </w:rPr>
+              <w:lastRenderedPageBreak/>
               <w:t>不支持</w:t>
             </w:r>
             <w:r>
@@ -34559,6 +34806,7 @@
                 <w:sz w:val="18"/>
                 <w:szCs w:val="18"/>
               </w:rPr>
+              <w:lastRenderedPageBreak/>
               <w:t>timestamp,date,null</w:t>
             </w:r>
             <w:r>
@@ -34592,19 +34840,7 @@
                 <w:sz w:val="18"/>
                 <w:szCs w:val="18"/>
               </w:rPr>
-              <w:t>，数据导入失败，失败数据输出到新的文件，新文件失败记录与</w:t>
-            </w:r>
-            <w:r>
-              <w:rPr>
-                <w:rFonts w:cs="Times New Roman" w:hint="eastAsia"/>
-                <w:i w:val="0"/>
-                <w:noProof/>
-                <w:color w:val="auto"/>
-                <w:sz w:val="18"/>
-                <w:szCs w:val="18"/>
-              </w:rPr>
-              <w:lastRenderedPageBreak/>
-              <w:t>原文件一致；日志打印失败记录，并打印失败记录行号</w:t>
+              <w:t>，数据导入失败，失败数据输出到新的文件，新文件失败记录与原文件一致；日志打印失败记录，并打印失败记录行号</w:t>
             </w:r>
           </w:p>
         </w:tc>
@@ -36623,6 +36859,7 @@
                 <w:sz w:val="18"/>
                 <w:szCs w:val="18"/>
               </w:rPr>
+              <w:lastRenderedPageBreak/>
               <w:t>true</w:t>
             </w:r>
             <w:r>
@@ -39181,6 +39418,7 @@
               <w:rPr>
                 <w:rFonts w:hint="eastAsia"/>
               </w:rPr>
+              <w:lastRenderedPageBreak/>
               <w:t>int,long,bool,double,string,timestamp,date,null</w:t>
             </w:r>
             <w:r>
@@ -39327,19 +39565,7 @@
                 <w:sz w:val="18"/>
                 <w:szCs w:val="18"/>
               </w:rPr>
-              <w:t>实际数据类型</w:t>
-            </w:r>
-            <w:r>
-              <w:rPr>
-                <w:rFonts w:cs="Times New Roman" w:hint="eastAsia"/>
-                <w:i w:val="0"/>
-                <w:noProof/>
-                <w:color w:val="auto"/>
-                <w:sz w:val="18"/>
-                <w:szCs w:val="18"/>
-              </w:rPr>
-              <w:lastRenderedPageBreak/>
-              <w:t>为</w:t>
+              <w:t>实际数据类型为</w:t>
             </w:r>
             <w:r>
               <w:rPr>
@@ -45777,19 +46003,7 @@
                 <w:sz w:val="18"/>
                 <w:szCs w:val="18"/>
               </w:rPr>
-              <w:t>覆</w:t>
-            </w:r>
-            <w:r>
-              <w:rPr>
-                <w:rFonts w:cs="Times New Roman" w:hint="eastAsia"/>
-                <w:i w:val="0"/>
-                <w:noProof/>
-                <w:color w:val="auto"/>
-                <w:sz w:val="18"/>
-                <w:szCs w:val="18"/>
-              </w:rPr>
-              <w:lastRenderedPageBreak/>
-              <w:t>盖</w:t>
+              <w:t>覆盖</w:t>
             </w:r>
           </w:p>
         </w:tc>
@@ -51726,14 +51940,14 @@
           <w:rFonts w:ascii="Arial" w:hAnsi="Arial" w:cs="Arial"/>
         </w:rPr>
       </w:pPr>
-      <w:bookmarkStart w:id="50" w:name="_Toc421275945"/>
+      <w:bookmarkStart w:id="52" w:name="_Toc421275945"/>
       <w:r>
         <w:rPr>
           <w:rFonts w:ascii="Arial" w:hAnsi="Arial" w:cs="Arial"/>
         </w:rPr>
         <w:t>验收测试用例</w:t>
       </w:r>
-      <w:bookmarkEnd w:id="50"/>
+      <w:bookmarkEnd w:id="52"/>
     </w:p>
     <w:p>
       <w:pPr>
@@ -52894,7 +53108,7 @@
       </w:r>
     </w:p>
   </w:comment>
-  <w:comment w:id="28" w:author="huangxiaoni" w:date="2015-08-01T14:25:00Z" w:initials="h">
+  <w:comment w:id="28" w:author="huangxiaoni" w:date="2015-08-03T19:40:00Z" w:initials="h">
     <w:p>
       <w:pPr>
         <w:pStyle w:val="CommentText"/>
@@ -52906,26 +53120,23 @@
         <w:annotationRef/>
       </w:r>
       <w:r>
+        <w:t>F</w:t>
+      </w:r>
+      <w:r>
         <w:rPr>
           <w:rFonts w:hint="eastAsia"/>
         </w:rPr>
-        <w:t>.1</w:t>
+        <w:t>rom</w:t>
       </w:r>
       <w:r>
         <w:rPr>
           <w:rFonts w:hint="eastAsia"/>
         </w:rPr>
-        <w:t>要支持自动判断转换成</w:t>
-      </w:r>
-      <w:r>
-        <w:rPr>
-          <w:rFonts w:hint="eastAsia"/>
-        </w:rPr>
-        <w:t>double</w:t>
+        <w:t>嘉文</w:t>
       </w:r>
     </w:p>
   </w:comment>
-  <w:comment w:id="29" w:author="huangxiaoni" w:date="2015-08-01T14:15:00Z" w:initials="h">
+  <w:comment w:id="29" w:author="huangxiaoni" w:date="2015-08-03T19:40:00Z" w:initials="h">
     <w:p>
       <w:pPr>
         <w:pStyle w:val="CommentText"/>
@@ -52937,29 +53148,23 @@
         <w:annotationRef/>
       </w:r>
       <w:r>
+        <w:t>F</w:t>
+      </w:r>
+      <w:r>
         <w:rPr>
           <w:rFonts w:hint="eastAsia"/>
         </w:rPr>
-        <w:t>增加</w:t>
-      </w:r>
-      <w:r>
-        <w:t>N</w:t>
+        <w:t>rom</w:t>
       </w:r>
       <w:r>
         <w:rPr>
           <w:rFonts w:hint="eastAsia"/>
         </w:rPr>
-        <w:t>um</w:t>
-      </w:r>
-      <w:r>
-        <w:rPr>
-          <w:rFonts w:hint="eastAsia"/>
-        </w:rPr>
-        <w:t>类型</w:t>
+        <w:t>嘉文</w:t>
       </w:r>
     </w:p>
   </w:comment>
-  <w:comment w:id="30" w:author="huangxiaoni" w:date="2015-08-01T14:38:00Z" w:initials="h">
+  <w:comment w:id="30" w:author="huangxiaoni" w:date="2015-08-01T14:25:00Z" w:initials="h">
     <w:p>
       <w:pPr>
         <w:pStyle w:val="CommentText"/>
@@ -52974,38 +53179,23 @@
         <w:rPr>
           <w:rFonts w:hint="eastAsia"/>
         </w:rPr>
-        <w:t>连续两个分隔符，即数值为空</w:t>
+        <w:t>.1</w:t>
       </w:r>
       <w:r>
         <w:rPr>
           <w:rFonts w:hint="eastAsia"/>
         </w:rPr>
-        <w:t xml:space="preserve"> </w:t>
-      </w:r>
-      <w:r>
-        <w:t>–</w:t>
+        <w:t>要支持自动判断转换成</w:t>
       </w:r>
       <w:r>
         <w:rPr>
           <w:rFonts w:hint="eastAsia"/>
         </w:rPr>
-        <w:t>直接赋</w:t>
-      </w:r>
-      <w:r>
-        <w:rPr>
-          <w:rFonts w:hint="eastAsia"/>
-        </w:rPr>
-        <w:t>null</w:t>
-      </w:r>
-      <w:r>
-        <w:rPr>
-          <w:rFonts w:hint="eastAsia"/>
-        </w:rPr>
-        <w:t>，是否需要日志打印报错？</w:t>
+        <w:t>double</w:t>
       </w:r>
     </w:p>
   </w:comment>
-  <w:comment w:id="31" w:author="huangxiaoni" w:date="2015-08-01T14:40:00Z" w:initials="h">
+  <w:comment w:id="31" w:author="huangxiaoni" w:date="2015-08-01T14:15:00Z" w:initials="h">
     <w:p>
       <w:pPr>
         <w:pStyle w:val="CommentText"/>
@@ -53017,17 +53207,29 @@
         <w:annotationRef/>
       </w:r>
       <w:r>
-        <w:t>B</w:t>
-      </w:r>
-      <w:r>
         <w:rPr>
           <w:rFonts w:hint="eastAsia"/>
         </w:rPr>
-        <w:t>ase 64</w:t>
+        <w:t>增加</w:t>
+      </w:r>
+      <w:r>
+        <w:t>N</w:t>
+      </w:r>
+      <w:r>
+        <w:rPr>
+          <w:rFonts w:hint="eastAsia"/>
+        </w:rPr>
+        <w:t>um</w:t>
+      </w:r>
+      <w:r>
+        <w:rPr>
+          <w:rFonts w:hint="eastAsia"/>
+        </w:rPr>
+        <w:t>类型</w:t>
       </w:r>
     </w:p>
   </w:comment>
-  <w:comment w:id="32" w:author="huangxiaoni" w:date="2015-08-01T14:56:00Z" w:initials="h">
+  <w:comment w:id="32" w:author="huangxiaoni" w:date="2015-08-01T14:38:00Z" w:initials="h">
     <w:p>
       <w:pPr>
         <w:pStyle w:val="CommentText"/>
@@ -53042,11 +53244,79 @@
         <w:rPr>
           <w:rFonts w:hint="eastAsia"/>
         </w:rPr>
-        <w:t>给出具体的那些取值是可以转换的</w:t>
+        <w:t>连续两个分隔符，即数值为空</w:t>
+      </w:r>
+      <w:r>
+        <w:rPr>
+          <w:rFonts w:hint="eastAsia"/>
+        </w:rPr>
+        <w:t xml:space="preserve"> </w:t>
+      </w:r>
+      <w:r>
+        <w:t>–</w:t>
+      </w:r>
+      <w:r>
+        <w:rPr>
+          <w:rFonts w:hint="eastAsia"/>
+        </w:rPr>
+        <w:t>直接赋</w:t>
+      </w:r>
+      <w:r>
+        <w:rPr>
+          <w:rFonts w:hint="eastAsia"/>
+        </w:rPr>
+        <w:t>null</w:t>
+      </w:r>
+      <w:r>
+        <w:rPr>
+          <w:rFonts w:hint="eastAsia"/>
+        </w:rPr>
+        <w:t>，是否需要日志打印报错？</w:t>
       </w:r>
     </w:p>
   </w:comment>
-  <w:comment w:id="33" w:author="huangxiaoni" w:date="2015-08-01T14:52:00Z" w:initials="h">
+  <w:comment w:id="33" w:author="huangxiaoni" w:date="2015-08-01T14:40:00Z" w:initials="h">
+    <w:p>
+      <w:pPr>
+        <w:pStyle w:val="CommentText"/>
+      </w:pPr>
+      <w:r>
+        <w:rPr>
+          <w:rStyle w:val="CommentReference"/>
+        </w:rPr>
+        <w:annotationRef/>
+      </w:r>
+      <w:r>
+        <w:t>B</w:t>
+      </w:r>
+      <w:r>
+        <w:rPr>
+          <w:rFonts w:hint="eastAsia"/>
+        </w:rPr>
+        <w:t>ase 64</w:t>
+      </w:r>
+    </w:p>
+  </w:comment>
+  <w:comment w:id="34" w:author="huangxiaoni" w:date="2015-08-01T14:56:00Z" w:initials="h">
+    <w:p>
+      <w:pPr>
+        <w:pStyle w:val="CommentText"/>
+      </w:pPr>
+      <w:r>
+        <w:rPr>
+          <w:rStyle w:val="CommentReference"/>
+        </w:rPr>
+        <w:annotationRef/>
+      </w:r>
+      <w:r>
+        <w:rPr>
+          <w:rFonts w:hint="eastAsia"/>
+        </w:rPr>
+        <w:t>给出具体的那些取值是可以转换的</w:t>
+      </w:r>
+    </w:p>
+  </w:comment>
+  <w:comment w:id="35" w:author="huangxiaoni" w:date="2015-08-01T14:52:00Z" w:initials="h">
     <w:p>
       <w:pPr>
         <w:pStyle w:val="CommentText"/>
@@ -53141,7 +53411,7 @@
       </w:r>
     </w:p>
   </w:comment>
-  <w:comment w:id="34" w:author="huangxiaoni" w:date="2015-08-01T14:47:00Z" w:initials="h">
+  <w:comment w:id="36" w:author="huangxiaoni" w:date="2015-08-01T14:47:00Z" w:initials="h">
     <w:p>
       <w:pPr>
         <w:pStyle w:val="CommentText"/>
@@ -53194,7 +53464,7 @@
       </w:r>
     </w:p>
   </w:comment>
-  <w:comment w:id="35" w:author="huangxiaoni" w:date="2015-08-01T14:59:00Z" w:initials="h">
+  <w:comment w:id="37" w:author="huangxiaoni" w:date="2015-08-01T14:59:00Z" w:initials="h">
     <w:p>
       <w:pPr>
         <w:pStyle w:val="CommentText"/>
@@ -53258,7 +53528,7 @@
       </w:r>
     </w:p>
   </w:comment>
-  <w:comment w:id="36" w:author="huangxiaoni" w:date="2015-07-31T18:38:00Z" w:initials="h">
+  <w:comment w:id="38" w:author="huangxiaoni" w:date="2015-07-31T18:38:00Z" w:initials="h">
     <w:p>
       <w:pPr>
         <w:pStyle w:val="CommentText"/>
@@ -53301,7 +53571,7 @@
       </w:r>
     </w:p>
   </w:comment>
-  <w:comment w:id="37" w:author="huangxiaoni" w:date="2015-08-01T14:43:00Z" w:initials="h">
+  <w:comment w:id="39" w:author="huangxiaoni" w:date="2015-08-01T14:43:00Z" w:initials="h">
     <w:p>
       <w:pPr>
         <w:pStyle w:val="CommentText"/>
@@ -53330,7 +53600,7 @@
       </w:r>
     </w:p>
   </w:comment>
-  <w:comment w:id="41" w:author="huangxiaoni" w:date="2015-08-01T15:08:00Z" w:initials="h">
+  <w:comment w:id="43" w:author="huangxiaoni" w:date="2015-08-01T15:08:00Z" w:initials="h">
     <w:p>
       <w:pPr>
         <w:pStyle w:val="CommentText"/>
@@ -53430,7 +53700,7 @@
       </w:pPr>
     </w:p>
   </w:comment>
-  <w:comment w:id="46" w:author="huangxiaoni" w:date="2015-08-03T10:02:00Z" w:initials="h">
+  <w:comment w:id="48" w:author="huangxiaoni" w:date="2015-08-03T10:02:00Z" w:initials="h">
     <w:p>
       <w:pPr>
         <w:pStyle w:val="CommentText"/>
@@ -53449,7 +53719,7 @@
       </w:r>
     </w:p>
   </w:comment>
-  <w:comment w:id="47" w:author="huangxiaoni" w:date="2015-08-03T10:03:00Z" w:initials="h">
+  <w:comment w:id="49" w:author="huangxiaoni" w:date="2015-08-03T10:03:00Z" w:initials="h">
     <w:p>
       <w:pPr>
         <w:pStyle w:val="CommentText"/>
@@ -53468,7 +53738,7 @@
       </w:r>
     </w:p>
   </w:comment>
-  <w:comment w:id="48" w:author="huangxiaoni" w:date="2015-08-03T10:25:00Z" w:initials="h">
+  <w:comment w:id="50" w:author="huangxiaoni" w:date="2015-08-03T10:25:00Z" w:initials="h">
     <w:p>
       <w:pPr>
         <w:pStyle w:val="CommentText"/>
@@ -53487,7 +53757,7 @@
       </w:r>
     </w:p>
   </w:comment>
-  <w:comment w:id="49" w:author="huangxiaoni" w:date="2015-08-03T15:05:00Z" w:initials="h">
+  <w:comment w:id="51" w:author="huangxiaoni" w:date="2015-08-03T15:05:00Z" w:initials="h">
     <w:p>
       <w:pPr>
         <w:pStyle w:val="CommentText"/>
@@ -57345,21 +57615,6 @@
 </file>
 
 <file path=customXml/item1.xml><?xml version="1.0" encoding="utf-8"?>
-<p:properties xmlns:p="http://schemas.microsoft.com/office/2006/metadata/properties" xmlns:xsi="http://www.w3.org/2001/XMLSchema-instance">
-  <documentManagement/>
-</p:properties>
-</file>
-
-<file path=customXml/item2.xml><?xml version="1.0" encoding="utf-8"?>
-<?mso-contentType ?>
-<FormTemplates xmlns="http://schemas.microsoft.com/sharepoint/v3/contenttype/forms">
-  <Display>DocumentLibraryForm</Display>
-  <Edit>DocumentLibraryForm</Edit>
-  <New>DocumentLibraryForm</New>
-</FormTemplates>
-</file>
-
-<file path=customXml/item3.xml><?xml version="1.0" encoding="utf-8"?>
 <ct:contentTypeSchema xmlns:ct="http://schemas.microsoft.com/office/2006/metadata/contentType" xmlns:ma="http://schemas.microsoft.com/office/2006/metadata/properties/metaAttributes" ct:_="" ma:_="" ma:contentTypeName="Document" ma:contentTypeID="0x010100C9D738FE56F9DD4F818CEE0622FC80C0" ma:contentTypeVersion="0" ma:contentTypeDescription="Create a new document." ma:contentTypeScope="" ma:versionID="c733d375e9f13075cc482d188b8bae2c">
   <xsd:schema xmlns:xsd="http://www.w3.org/2001/XMLSchema" xmlns:p="http://schemas.microsoft.com/office/2006/metadata/properties" targetNamespace="http://schemas.microsoft.com/office/2006/metadata/properties" ma:root="true" ma:fieldsID="4aeb20c0e3442673af7ee10786458764">
     <xsd:element name="properties">
@@ -57408,27 +57663,26 @@
 </ct:contentTypeSchema>
 </file>
 
+<file path=customXml/item2.xml><?xml version="1.0" encoding="utf-8"?>
+<?mso-contentType ?>
+<FormTemplates xmlns="http://schemas.microsoft.com/sharepoint/v3/contenttype/forms">
+  <Display>DocumentLibraryForm</Display>
+  <Edit>DocumentLibraryForm</Edit>
+  <New>DocumentLibraryForm</New>
+</FormTemplates>
+</file>
+
+<file path=customXml/item3.xml><?xml version="1.0" encoding="utf-8"?>
+<p:properties xmlns:p="http://schemas.microsoft.com/office/2006/metadata/properties" xmlns:xsi="http://www.w3.org/2001/XMLSchema-instance">
+  <documentManagement/>
+</p:properties>
+</file>
+
 <file path=customXml/item4.xml><?xml version="1.0" encoding="utf-8"?>
 <b:Sources xmlns:b="http://schemas.openxmlformats.org/officeDocument/2006/bibliography" xmlns="http://schemas.openxmlformats.org/officeDocument/2006/bibliography" SelectedStyle="\APA.XSL" StyleName="APA"/>
 </file>
 
 <file path=customXml/itemProps1.xml><?xml version="1.0" encoding="utf-8"?>
-<ds:datastoreItem xmlns:ds="http://schemas.openxmlformats.org/officeDocument/2006/customXml" ds:itemID="{283A67FA-FB68-40D1-A1FD-BD4AEE599422}">
-  <ds:schemaRefs>
-    <ds:schemaRef ds:uri="http://schemas.microsoft.com/office/2006/metadata/properties"/>
-  </ds:schemaRefs>
-</ds:datastoreItem>
-</file>
-
-<file path=customXml/itemProps2.xml><?xml version="1.0" encoding="utf-8"?>
-<ds:datastoreItem xmlns:ds="http://schemas.openxmlformats.org/officeDocument/2006/customXml" ds:itemID="{9C2CE626-7193-49AD-BC45-D7AF4DFA65A4}">
-  <ds:schemaRefs>
-    <ds:schemaRef ds:uri="http://schemas.microsoft.com/sharepoint/v3/contenttype/forms"/>
-  </ds:schemaRefs>
-</ds:datastoreItem>
-</file>
-
-<file path=customXml/itemProps3.xml><?xml version="1.0" encoding="utf-8"?>
 <ds:datastoreItem xmlns:ds="http://schemas.openxmlformats.org/officeDocument/2006/customXml" ds:itemID="{94CFB702-9C76-4C98-BCB1-FF31686087A1}">
   <ds:schemaRefs>
     <ds:schemaRef ds:uri="http://schemas.microsoft.com/office/2006/metadata/contentType"/>
@@ -57443,6 +57697,22 @@
 </ds:datastoreItem>
 </file>
 
+<file path=customXml/itemProps2.xml><?xml version="1.0" encoding="utf-8"?>
+<ds:datastoreItem xmlns:ds="http://schemas.openxmlformats.org/officeDocument/2006/customXml" ds:itemID="{9C2CE626-7193-49AD-BC45-D7AF4DFA65A4}">
+  <ds:schemaRefs>
+    <ds:schemaRef ds:uri="http://schemas.microsoft.com/sharepoint/v3/contenttype/forms"/>
+  </ds:schemaRefs>
+</ds:datastoreItem>
+</file>
+
+<file path=customXml/itemProps3.xml><?xml version="1.0" encoding="utf-8"?>
+<ds:datastoreItem xmlns:ds="http://schemas.openxmlformats.org/officeDocument/2006/customXml" ds:itemID="{283A67FA-FB68-40D1-A1FD-BD4AEE599422}">
+  <ds:schemaRefs>
+    <ds:schemaRef ds:uri="http://schemas.microsoft.com/office/2006/metadata/properties"/>
+  </ds:schemaRefs>
+</ds:datastoreItem>
+</file>
+
 <file path=customXml/itemProps4.xml><?xml version="1.0" encoding="utf-8"?>
 <ds:datastoreItem xmlns:ds="http://schemas.openxmlformats.org/officeDocument/2006/customXml" ds:itemID="{0694A551-2EE6-4CF2-8171-91033EC66AF8}">
   <ds:schemaRefs>

--- a/internal_doc/05.测试设计/story/sdbimprt/Story-sdbimprt分析测试（初稿）.docx
+++ b/internal_doc/05.测试设计/story/sdbimprt/Story-sdbimprt分析测试（初稿）.docx
@@ -17074,7 +17074,6 @@
             <w:pPr>
               <w:spacing w:line="276" w:lineRule="auto"/>
               <w:rPr>
-                <w:rFonts w:hint="eastAsia"/>
                 <w:b/>
                 <w:color w:val="FF0000"/>
               </w:rPr>
@@ -17098,7 +17097,6 @@
             <w:pPr>
               <w:spacing w:line="276" w:lineRule="auto"/>
               <w:rPr>
-                <w:rFonts w:hint="eastAsia"/>
                 <w:b/>
                 <w:color w:val="FF0000"/>
               </w:rPr>
@@ -17121,7 +17119,6 @@
             <w:pPr>
               <w:spacing w:line="276" w:lineRule="auto"/>
               <w:rPr>
-                <w:rFonts w:hint="eastAsia"/>
                 <w:b/>
                 <w:color w:val="FF0000"/>
               </w:rPr>
@@ -17155,7 +17152,6 @@
             <w:pPr>
               <w:spacing w:line="276" w:lineRule="auto"/>
               <w:rPr>
-                <w:rFonts w:hint="eastAsia"/>
                 <w:b/>
                 <w:color w:val="FF0000"/>
               </w:rPr>
@@ -17179,7 +17175,6 @@
             <w:pPr>
               <w:spacing w:line="276" w:lineRule="auto"/>
               <w:rPr>
-                <w:rFonts w:hint="eastAsia"/>
                 <w:b/>
                 <w:color w:val="FF0000"/>
               </w:rPr>
@@ -17202,7 +17197,6 @@
             <w:pPr>
               <w:spacing w:line="276" w:lineRule="auto"/>
               <w:rPr>
-                <w:rFonts w:hint="eastAsia"/>
                 <w:b/>
                 <w:color w:val="FF0000"/>
               </w:rPr>
@@ -17789,9 +17783,6 @@
           <w:p>
             <w:pPr>
               <w:spacing w:line="276" w:lineRule="auto"/>
-              <w:rPr>
-                <w:rFonts w:hint="eastAsia"/>
-              </w:rPr>
             </w:pPr>
           </w:p>
         </w:tc>
@@ -17802,9 +17793,6 @@
           <w:p>
             <w:pPr>
               <w:spacing w:line="276" w:lineRule="auto"/>
-              <w:rPr>
-                <w:rFonts w:hint="eastAsia"/>
-              </w:rPr>
             </w:pPr>
           </w:p>
         </w:tc>
@@ -17815,9 +17803,6 @@
           <w:p>
             <w:pPr>
               <w:spacing w:line="276" w:lineRule="auto"/>
-              <w:rPr>
-                <w:rFonts w:hint="eastAsia"/>
-              </w:rPr>
             </w:pPr>
           </w:p>
         </w:tc>
@@ -17830,9 +17815,6 @@
           <w:p>
             <w:pPr>
               <w:spacing w:line="276" w:lineRule="auto"/>
-              <w:rPr>
-                <w:rFonts w:hint="eastAsia"/>
-              </w:rPr>
             </w:pPr>
           </w:p>
         </w:tc>
@@ -17843,9 +17825,6 @@
           <w:p>
             <w:pPr>
               <w:spacing w:line="276" w:lineRule="auto"/>
-              <w:rPr>
-                <w:rFonts w:hint="eastAsia"/>
-              </w:rPr>
             </w:pPr>
           </w:p>
         </w:tc>
@@ -17856,9 +17835,6 @@
           <w:p>
             <w:pPr>
               <w:spacing w:line="276" w:lineRule="auto"/>
-              <w:rPr>
-                <w:rFonts w:hint="eastAsia"/>
-              </w:rPr>
             </w:pPr>
           </w:p>
         </w:tc>
@@ -52398,7 +52374,7 @@
       </w:r>
     </w:p>
   </w:comment>
-  <w:comment w:id="16" w:author="huangxiaoni" w:date="2015-08-01T12:25:00Z" w:initials="h">
+  <w:comment w:id="16" w:author="huangxiaoni" w:date="2015-08-03T20:24:00Z" w:initials="h">
     <w:p>
       <w:pPr>
         <w:pStyle w:val="CommentText"/>
@@ -52435,7 +52411,13 @@
         <w:rPr>
           <w:rFonts w:hint="eastAsia"/>
         </w:rPr>
-        <w:t>字符分隔符中间又出现字符分隔符的情况，如</w:t>
+        <w:t>字符分隔符中间又出现记录</w:t>
+      </w:r>
+      <w:r>
+        <w:rPr>
+          <w:rFonts w:hint="eastAsia"/>
+        </w:rPr>
+        <w:t>分隔符的情况，如</w:t>
       </w:r>
       <w:r>
         <w:rPr>
@@ -57615,6 +57597,21 @@
 </file>
 
 <file path=customXml/item1.xml><?xml version="1.0" encoding="utf-8"?>
+<p:properties xmlns:p="http://schemas.microsoft.com/office/2006/metadata/properties" xmlns:xsi="http://www.w3.org/2001/XMLSchema-instance">
+  <documentManagement/>
+</p:properties>
+</file>
+
+<file path=customXml/item2.xml><?xml version="1.0" encoding="utf-8"?>
+<?mso-contentType ?>
+<FormTemplates xmlns="http://schemas.microsoft.com/sharepoint/v3/contenttype/forms">
+  <Display>DocumentLibraryForm</Display>
+  <Edit>DocumentLibraryForm</Edit>
+  <New>DocumentLibraryForm</New>
+</FormTemplates>
+</file>
+
+<file path=customXml/item3.xml><?xml version="1.0" encoding="utf-8"?>
 <ct:contentTypeSchema xmlns:ct="http://schemas.microsoft.com/office/2006/metadata/contentType" xmlns:ma="http://schemas.microsoft.com/office/2006/metadata/properties/metaAttributes" ct:_="" ma:_="" ma:contentTypeName="Document" ma:contentTypeID="0x010100C9D738FE56F9DD4F818CEE0622FC80C0" ma:contentTypeVersion="0" ma:contentTypeDescription="Create a new document." ma:contentTypeScope="" ma:versionID="c733d375e9f13075cc482d188b8bae2c">
   <xsd:schema xmlns:xsd="http://www.w3.org/2001/XMLSchema" xmlns:p="http://schemas.microsoft.com/office/2006/metadata/properties" targetNamespace="http://schemas.microsoft.com/office/2006/metadata/properties" ma:root="true" ma:fieldsID="4aeb20c0e3442673af7ee10786458764">
     <xsd:element name="properties">
@@ -57663,26 +57660,27 @@
 </ct:contentTypeSchema>
 </file>
 
-<file path=customXml/item2.xml><?xml version="1.0" encoding="utf-8"?>
-<?mso-contentType ?>
-<FormTemplates xmlns="http://schemas.microsoft.com/sharepoint/v3/contenttype/forms">
-  <Display>DocumentLibraryForm</Display>
-  <Edit>DocumentLibraryForm</Edit>
-  <New>DocumentLibraryForm</New>
-</FormTemplates>
-</file>
-
-<file path=customXml/item3.xml><?xml version="1.0" encoding="utf-8"?>
-<p:properties xmlns:p="http://schemas.microsoft.com/office/2006/metadata/properties" xmlns:xsi="http://www.w3.org/2001/XMLSchema-instance">
-  <documentManagement/>
-</p:properties>
-</file>
-
 <file path=customXml/item4.xml><?xml version="1.0" encoding="utf-8"?>
 <b:Sources xmlns:b="http://schemas.openxmlformats.org/officeDocument/2006/bibliography" xmlns="http://schemas.openxmlformats.org/officeDocument/2006/bibliography" SelectedStyle="\APA.XSL" StyleName="APA"/>
 </file>
 
 <file path=customXml/itemProps1.xml><?xml version="1.0" encoding="utf-8"?>
+<ds:datastoreItem xmlns:ds="http://schemas.openxmlformats.org/officeDocument/2006/customXml" ds:itemID="{283A67FA-FB68-40D1-A1FD-BD4AEE599422}">
+  <ds:schemaRefs>
+    <ds:schemaRef ds:uri="http://schemas.microsoft.com/office/2006/metadata/properties"/>
+  </ds:schemaRefs>
+</ds:datastoreItem>
+</file>
+
+<file path=customXml/itemProps2.xml><?xml version="1.0" encoding="utf-8"?>
+<ds:datastoreItem xmlns:ds="http://schemas.openxmlformats.org/officeDocument/2006/customXml" ds:itemID="{9C2CE626-7193-49AD-BC45-D7AF4DFA65A4}">
+  <ds:schemaRefs>
+    <ds:schemaRef ds:uri="http://schemas.microsoft.com/sharepoint/v3/contenttype/forms"/>
+  </ds:schemaRefs>
+</ds:datastoreItem>
+</file>
+
+<file path=customXml/itemProps3.xml><?xml version="1.0" encoding="utf-8"?>
 <ds:datastoreItem xmlns:ds="http://schemas.openxmlformats.org/officeDocument/2006/customXml" ds:itemID="{94CFB702-9C76-4C98-BCB1-FF31686087A1}">
   <ds:schemaRefs>
     <ds:schemaRef ds:uri="http://schemas.microsoft.com/office/2006/metadata/contentType"/>
@@ -57697,22 +57695,6 @@
 </ds:datastoreItem>
 </file>
 
-<file path=customXml/itemProps2.xml><?xml version="1.0" encoding="utf-8"?>
-<ds:datastoreItem xmlns:ds="http://schemas.openxmlformats.org/officeDocument/2006/customXml" ds:itemID="{9C2CE626-7193-49AD-BC45-D7AF4DFA65A4}">
-  <ds:schemaRefs>
-    <ds:schemaRef ds:uri="http://schemas.microsoft.com/sharepoint/v3/contenttype/forms"/>
-  </ds:schemaRefs>
-</ds:datastoreItem>
-</file>
-
-<file path=customXml/itemProps3.xml><?xml version="1.0" encoding="utf-8"?>
-<ds:datastoreItem xmlns:ds="http://schemas.openxmlformats.org/officeDocument/2006/customXml" ds:itemID="{283A67FA-FB68-40D1-A1FD-BD4AEE599422}">
-  <ds:schemaRefs>
-    <ds:schemaRef ds:uri="http://schemas.microsoft.com/office/2006/metadata/properties"/>
-  </ds:schemaRefs>
-</ds:datastoreItem>
-</file>
-
 <file path=customXml/itemProps4.xml><?xml version="1.0" encoding="utf-8"?>
 <ds:datastoreItem xmlns:ds="http://schemas.openxmlformats.org/officeDocument/2006/customXml" ds:itemID="{0694A551-2EE6-4CF2-8171-91033EC66AF8}">
   <ds:schemaRefs>

--- a/internal_doc/05.测试设计/story/sdbimprt/Story-sdbimprt分析测试（初稿）.docx
+++ b/internal_doc/05.测试设计/story/sdbimprt/Story-sdbimprt分析测试（初稿）.docx
@@ -227,7 +227,7 @@
                 <w:sz w:val="21"/>
                 <w:szCs w:val="21"/>
               </w:rPr>
-              <w:t>6</w:t>
+              <w:t>8</w:t>
             </w:r>
             <w:r>
               <w:rPr>
@@ -53838,7 +53838,7 @@
               <w:rPr>
                 <w:noProof/>
               </w:rPr>
-              <w:t>2015-8-3</w:t>
+              <w:t>2015-8-4</w:t>
             </w:r>
           </w:fldSimple>
         </w:p>
@@ -57597,21 +57597,6 @@
 </file>
 
 <file path=customXml/item1.xml><?xml version="1.0" encoding="utf-8"?>
-<p:properties xmlns:p="http://schemas.microsoft.com/office/2006/metadata/properties" xmlns:xsi="http://www.w3.org/2001/XMLSchema-instance">
-  <documentManagement/>
-</p:properties>
-</file>
-
-<file path=customXml/item2.xml><?xml version="1.0" encoding="utf-8"?>
-<?mso-contentType ?>
-<FormTemplates xmlns="http://schemas.microsoft.com/sharepoint/v3/contenttype/forms">
-  <Display>DocumentLibraryForm</Display>
-  <Edit>DocumentLibraryForm</Edit>
-  <New>DocumentLibraryForm</New>
-</FormTemplates>
-</file>
-
-<file path=customXml/item3.xml><?xml version="1.0" encoding="utf-8"?>
 <ct:contentTypeSchema xmlns:ct="http://schemas.microsoft.com/office/2006/metadata/contentType" xmlns:ma="http://schemas.microsoft.com/office/2006/metadata/properties/metaAttributes" ct:_="" ma:_="" ma:contentTypeName="Document" ma:contentTypeID="0x010100C9D738FE56F9DD4F818CEE0622FC80C0" ma:contentTypeVersion="0" ma:contentTypeDescription="Create a new document." ma:contentTypeScope="" ma:versionID="c733d375e9f13075cc482d188b8bae2c">
   <xsd:schema xmlns:xsd="http://www.w3.org/2001/XMLSchema" xmlns:p="http://schemas.microsoft.com/office/2006/metadata/properties" targetNamespace="http://schemas.microsoft.com/office/2006/metadata/properties" ma:root="true" ma:fieldsID="4aeb20c0e3442673af7ee10786458764">
     <xsd:element name="properties">
@@ -57660,27 +57645,26 @@
 </ct:contentTypeSchema>
 </file>
 
+<file path=customXml/item2.xml><?xml version="1.0" encoding="utf-8"?>
+<?mso-contentType ?>
+<FormTemplates xmlns="http://schemas.microsoft.com/sharepoint/v3/contenttype/forms">
+  <Display>DocumentLibraryForm</Display>
+  <Edit>DocumentLibraryForm</Edit>
+  <New>DocumentLibraryForm</New>
+</FormTemplates>
+</file>
+
+<file path=customXml/item3.xml><?xml version="1.0" encoding="utf-8"?>
+<p:properties xmlns:p="http://schemas.microsoft.com/office/2006/metadata/properties" xmlns:xsi="http://www.w3.org/2001/XMLSchema-instance">
+  <documentManagement/>
+</p:properties>
+</file>
+
 <file path=customXml/item4.xml><?xml version="1.0" encoding="utf-8"?>
 <b:Sources xmlns:b="http://schemas.openxmlformats.org/officeDocument/2006/bibliography" xmlns="http://schemas.openxmlformats.org/officeDocument/2006/bibliography" SelectedStyle="\APA.XSL" StyleName="APA"/>
 </file>
 
 <file path=customXml/itemProps1.xml><?xml version="1.0" encoding="utf-8"?>
-<ds:datastoreItem xmlns:ds="http://schemas.openxmlformats.org/officeDocument/2006/customXml" ds:itemID="{283A67FA-FB68-40D1-A1FD-BD4AEE599422}">
-  <ds:schemaRefs>
-    <ds:schemaRef ds:uri="http://schemas.microsoft.com/office/2006/metadata/properties"/>
-  </ds:schemaRefs>
-</ds:datastoreItem>
-</file>
-
-<file path=customXml/itemProps2.xml><?xml version="1.0" encoding="utf-8"?>
-<ds:datastoreItem xmlns:ds="http://schemas.openxmlformats.org/officeDocument/2006/customXml" ds:itemID="{9C2CE626-7193-49AD-BC45-D7AF4DFA65A4}">
-  <ds:schemaRefs>
-    <ds:schemaRef ds:uri="http://schemas.microsoft.com/sharepoint/v3/contenttype/forms"/>
-  </ds:schemaRefs>
-</ds:datastoreItem>
-</file>
-
-<file path=customXml/itemProps3.xml><?xml version="1.0" encoding="utf-8"?>
 <ds:datastoreItem xmlns:ds="http://schemas.openxmlformats.org/officeDocument/2006/customXml" ds:itemID="{94CFB702-9C76-4C98-BCB1-FF31686087A1}">
   <ds:schemaRefs>
     <ds:schemaRef ds:uri="http://schemas.microsoft.com/office/2006/metadata/contentType"/>
@@ -57695,6 +57679,22 @@
 </ds:datastoreItem>
 </file>
 
+<file path=customXml/itemProps2.xml><?xml version="1.0" encoding="utf-8"?>
+<ds:datastoreItem xmlns:ds="http://schemas.openxmlformats.org/officeDocument/2006/customXml" ds:itemID="{9C2CE626-7193-49AD-BC45-D7AF4DFA65A4}">
+  <ds:schemaRefs>
+    <ds:schemaRef ds:uri="http://schemas.microsoft.com/sharepoint/v3/contenttype/forms"/>
+  </ds:schemaRefs>
+</ds:datastoreItem>
+</file>
+
+<file path=customXml/itemProps3.xml><?xml version="1.0" encoding="utf-8"?>
+<ds:datastoreItem xmlns:ds="http://schemas.openxmlformats.org/officeDocument/2006/customXml" ds:itemID="{283A67FA-FB68-40D1-A1FD-BD4AEE599422}">
+  <ds:schemaRefs>
+    <ds:schemaRef ds:uri="http://schemas.microsoft.com/office/2006/metadata/properties"/>
+  </ds:schemaRefs>
+</ds:datastoreItem>
+</file>
+
 <file path=customXml/itemProps4.xml><?xml version="1.0" encoding="utf-8"?>
 <ds:datastoreItem xmlns:ds="http://schemas.openxmlformats.org/officeDocument/2006/customXml" ds:itemID="{0694A551-2EE6-4CF2-8171-91033EC66AF8}">
   <ds:schemaRefs>
